--- a/content-src/docx/I G 2003 04 26 Margaret Atwood.docx
+++ b/content-src/docx/I G 2003 04 26 Margaret Atwood.docx
@@ -100,10 +100,18 @@
         <w:t>ey're egged on by the publishers who say you have to give us some dirt or it won't be interesting: what people really want is a peek into the person's bathroom, and their dirty underwear, and what have you; it's gossip magazine stuff."</w:t>
       </w:r>
     </w:p>
-    <w:p/>
-    <w:p>
-      <w:r>
-        <w:t>At the same time, in Survival: A Thematic Guide to Canadian Literature (1972), which helped to establish Canadian literature as a serious corpus rather than a contemptuous joke, she writes: "Part of where you are is where you've been. If you aren't too sure where you are, or if you're sure but don't like it, there's a tendency both in psychotherapy and in literature to retrace your history to see how you got there."</w:t>
+    <w:p>
+      <w:r>
+        <w:t xml:space="preserve">At the same time, in Survival: A Thematic Guide to Canadian Literature (1972), which helped to establish Canadian literature as a serious corpus rather than a contemptuous joke, she writes: </w:t>
+      </w:r>
+      <w:r>
+        <w:t xml:space="preserve">&lt;quote&gt;</w:t>
+      </w:r>
+      <w:r>
+        <w:t xml:space="preserve">Part of where you are is where you've been. If you aren't too sure where you are, or if you're sure but don't like it, there's a tendency both in psychotherapy and in literature to retrace your history to see how you got there.</w:t>
+      </w:r>
+      <w:r>
+        <w:t xml:space="preserve">&lt;/quote&gt;</w:t>
       </w:r>
     </w:p>
     <w:p/>
@@ -169,63 +177,42 @@
         <w:t>She was tired a lot and developed a heart condition, inherited from her father, in which the heart beat is irregular, almost syncopated. Her verbal rendition of the rhythms is hard to transcribe, but these lines from one of her early poems, "Faulty Heart", capture it:</w:t>
       </w:r>
     </w:p>
-    <w:p/>
     <w:p>
       <w:pPr>
         <w:spacing w:line="240" w:lineRule="auto"/>
       </w:pPr>
       <w:r>
-        <w:t>“But most hearts say I want, I want,</w:t>
-      </w:r>
-    </w:p>
-    <w:p>
-      <w:pPr>
-        <w:spacing w:line="240" w:lineRule="auto"/>
-      </w:pPr>
+        <w:t xml:space="preserve">&lt;quote&gt;</w:t>
+      </w:r>
+      <w:r>
+        <w:t xml:space="preserve">But most hearts say I want, I want,</w:t>
+      </w:r>
       <w:r>
         <w:br/>
       </w:r>
       <w:r>
-        <w:t>I want, I want. My heart</w:t>
-      </w:r>
-    </w:p>
-    <w:p>
-      <w:pPr>
-        <w:spacing w:line="240" w:lineRule="auto"/>
-      </w:pPr>
-    </w:p>
-    <w:p>
-      <w:pPr>
-        <w:spacing w:line="240" w:lineRule="auto"/>
-      </w:pPr>
-      <w:r>
-        <w:t>is more duplicitous,</w:t>
-      </w:r>
-    </w:p>
-    <w:p>
-      <w:pPr>
-        <w:spacing w:line="240" w:lineRule="auto"/>
-      </w:pPr>
-    </w:p>
-    <w:p>
-      <w:pPr>
-        <w:spacing w:line="240" w:lineRule="auto"/>
-      </w:pPr>
-      <w:r>
-        <w:t>. . . It says, I want, I don't want, I</w:t>
-      </w:r>
-    </w:p>
-    <w:p>
-      <w:pPr>
-        <w:spacing w:line="240" w:lineRule="auto"/>
-      </w:pPr>
-    </w:p>
-    <w:p>
-      <w:pPr>
-        <w:spacing w:line="240" w:lineRule="auto"/>
-      </w:pPr>
-      <w:r>
-        <w:t>want, and then a pause.”</w:t>
+        <w:t xml:space="preserve">I want, I want. My heart</w:t>
+      </w:r>
+      <w:r>
+        <w:br/>
+      </w:r>
+      <w:r>
+        <w:t xml:space="preserve">is more duplicitous,</w:t>
+      </w:r>
+      <w:r>
+        <w:br/>
+      </w:r>
+      <w:r>
+        <w:t xml:space="preserve">. . . It says, I want, I don't want, I</w:t>
+      </w:r>
+      <w:r>
+        <w:br/>
+      </w:r>
+      <w:r>
+        <w:t xml:space="preserve">want, and then a pause.</w:t>
+      </w:r>
+      <w:r>
+        <w:t xml:space="preserve">&lt;/quote&gt;</w:t>
       </w:r>
     </w:p>
     <w:p/>

--- a/content-src/docx/I G 2003 04 26 Margaret Atwood.docx
+++ b/content-src/docx/I G 2003 04 26 Margaret Atwood.docx
@@ -62,7 +62,7 @@
     <w:p/>
     <w:p>
       <w:r>
-        <w:t>"We have a big box, called The Brown Box... it's a brown cardboard box - in which all the research clippings are filed: so</w:t>
+        <w:t>"We have a big box, called The Brown Box… it's a brown cardboard box - in which all the research clippings are filed: so</w:t>
       </w:r>
       <w:r>
         <w:t xml:space="preserve"> there's nothing I can't back up," says Atwood. Nor are her researches limited to the cutting edge of contemporary genetics: her 1979 novel, Life Before Man, set partly in the dinosaur department of a natural history museum, received a positive review in a paleontological magazine ("I was flattered. I like to get things right").</w:t>
@@ -78,7 +78,7 @@
     <w:p/>
     <w:p>
       <w:r>
-        <w:t>Against punctiliously rendered backgrounds, human dramas are played out. Atwood's characters, like Tony in The Robber Bride (1993), a military historian, or Lesje, the classifier of fossils in Life Before Man, find their passions are not sufficient as a defence against the messy emotional entanglements of human beings. Lesje "knows that scientific objectivity is a fraud... She knows that the passion for science is like any other passion."</w:t>
+        <w:t>Against punctiliously rendered backgrounds, human dramas are played out. Atwood's characters, like Tony in The Robber Bride (1993), a military historian, or Lesje, the classifier of fossils in Life Before Man, find their passions are not sufficient as a defence against the messy emotional entanglements of human beings. Lesje "knows that scientific objectivity is a fraud… She knows that the passion for science is like any other passion."</w:t>
       </w:r>
     </w:p>
     <w:p/>
@@ -142,7 +142,7 @@
     <w:p/>
     <w:p>
       <w:r>
-        <w:t xml:space="preserve">Atwood remarks, "They weren't very actively encouraging; I think their theory was to leave kids alone... I call that encouraging. The idea of parents hovering over you the whole time, making you take lessons and occupying every minute of your time, I think is probably quite bad, because it means the child has no room to invent. I did have this older brother who was very instructive, who liked passing on to me whatever information he'd acquired; it meant we didn't play dollies a lot; we'd line up our - few, </w:t>
+        <w:t xml:space="preserve">Atwood remarks, "They weren't very actively encouraging; I think their theory was to leave kids alone… I call that encouraging. The idea of parents hovering over you the whole time, making you take lessons and occupying every minute of your time, I think is probably quite bad, because it means the child has no room to invent. I did have this older brother who was very instructive, who liked passing on to me whatever information he'd acquired; it meant we didn't play dollies a lot; we'd line up our - few, </w:t>
       </w:r>
       <w:r>
         <w:t>I'd have to say, because it was the war, you know - our few stuffed animals and then we'd have the Battle of Waterloo."</w:t>
@@ -203,7 +203,7 @@
         <w:br/>
       </w:r>
       <w:r>
-        <w:t xml:space="preserve">. . . It says, I want, I don't want, I</w:t>
+        <w:t xml:space="preserve">… It says, I want, I don't want, I</w:t>
       </w:r>
       <w:r>
         <w:br/>
@@ -255,7 +255,7 @@
     <w:p/>
     <w:p>
       <w:r>
-        <w:t>Douglas Fetherling, a contemporary of Atwood's, recalled fondly in his memoir of the time that she had "a level of justified self-confidence I had never encountered before (her parents must have loved her from the moment of her birth), but I think loyalty was the most attractive of her many attributes... When Peggy was your friend, she was your friend for life (and what's more, in a world of impractical poets and artists, she was worldly-wise in the extreme)."</w:t>
+        <w:t>Douglas Fetherling, a contemporary of Atwood's, recalled fondly in his memoir of the time that she had "a level of justified self-confidence I had never encountered before (her parents must have loved her from the moment of her birth), but I think loyalty was the most attractive of her many attributes… When Peggy was your friend, she was your friend for life (and what's more, in a world of impractical poets and artists, she was worldly-wise in the extreme)."</w:t>
       </w:r>
     </w:p>
     <w:p/>
@@ -352,7 +352,7 @@
       </w:r>
       <w:r>
         <w:lastRenderedPageBreak/>
-        <w:t>among Canadians. Perhaps it is simply the 'tall poppy syndrome' in action - the notion that anyone who gets too high and mighty needs to be cut down in size..."</w:t>
+        <w:t>among Canadians. Perhaps it is simply the 'tall poppy syndrome' in action - the notion that anyone who gets too high and mighty needs to be cut down in size…"</w:t>
       </w:r>
     </w:p>
     <w:p/>
@@ -485,7 +485,7 @@
     <w:p/>
     <w:p>
       <w:r>
-        <w:t>It is also the first novel Atwood has written from a male point of view: "It's the first novel in which it's essentially one voice all the way through; even the story of Oryx [the main female character] is the story of Oryx as told to us through Jimmy. I do pick a couple of readers before I give these things to publishers and one of my early readers was a man - just to make sure I hadn't really strayed off the path. I think he gave me two tips about foul language..."</w:t>
+        <w:t>It is also the first novel Atwood has written from a male point of view: "It's the first novel in which it's essentially one voice all the way through; even the story of Oryx [the main female character] is the story of Oryx as told to us through Jimmy. I do pick a couple of readers before I give these things to publishers and one of my early readers was a man - just to make sure I hadn't really strayed off the path. I think he gave me two tips about foul language…"</w:t>
       </w:r>
     </w:p>
     <w:p/>
